--- a/reports/Cohort_B/Harmonisation-Template-for-Cohort-B.docx
+++ b/reports/Cohort_B/Harmonisation-Template-for-Cohort-B.docx
@@ -1855,7 +1855,7 @@
               <w:jc w:val="left"/>
             </w:pPr>
             <w:r>
-              <w:t xml:space="preserve">RSPM (R 4.5.0)</w:t>
+              <w:t xml:space="preserve">RSPM</w:t>
             </w:r>
           </w:p>
         </w:tc>
@@ -1905,7 +1905,7 @@
               <w:jc w:val="left"/>
             </w:pPr>
             <w:r>
-              <w:t xml:space="preserve">RSPM (R 4.5.0)</w:t>
+              <w:t xml:space="preserve">RSPM</w:t>
             </w:r>
           </w:p>
         </w:tc>
@@ -1931,31 +1931,31 @@
               <w:jc w:val="left"/>
             </w:pPr>
             <w:r>
-              <w:t xml:space="preserve">1.0.0</w:t>
-            </w:r>
-          </w:p>
-        </w:tc>
-        <w:tc>
-          <w:tcPr/>
-          <w:p>
-            <w:pPr>
-              <w:pStyle w:val="Compact"/>
-              <w:jc w:val="left"/>
-            </w:pPr>
-            <w:r>
-              <w:t xml:space="preserve">2023-01-29</w:t>
-            </w:r>
-          </w:p>
-        </w:tc>
-        <w:tc>
-          <w:tcPr/>
-          <w:p>
-            <w:pPr>
-              <w:pStyle w:val="Compact"/>
-              <w:jc w:val="left"/>
-            </w:pPr>
-            <w:r>
-              <w:t xml:space="preserve">RSPM (R 4.5.0)</w:t>
+              <w:t xml:space="preserve">1.0.1</w:t>
+            </w:r>
+          </w:p>
+        </w:tc>
+        <w:tc>
+          <w:tcPr/>
+          <w:p>
+            <w:pPr>
+              <w:pStyle w:val="Compact"/>
+              <w:jc w:val="left"/>
+            </w:pPr>
+            <w:r>
+              <w:t xml:space="preserve">2025-09-25</w:t>
+            </w:r>
+          </w:p>
+        </w:tc>
+        <w:tc>
+          <w:tcPr/>
+          <w:p>
+            <w:pPr>
+              <w:pStyle w:val="Compact"/>
+              <w:jc w:val="left"/>
+            </w:pPr>
+            <w:r>
+              <w:t xml:space="preserve">RSPM</w:t>
             </w:r>
           </w:p>
         </w:tc>
@@ -2005,7 +2005,7 @@
               <w:jc w:val="left"/>
             </w:pPr>
             <w:r>
-              <w:t xml:space="preserve">RSPM (R 4.5.0)</w:t>
+              <w:t xml:space="preserve">RSPM</w:t>
             </w:r>
           </w:p>
         </w:tc>
@@ -2043,7 +2043,7 @@
               <w:jc w:val="left"/>
             </w:pPr>
             <w:r>
-              <w:t xml:space="preserve">2025-05-20</w:t>
+              <w:t xml:space="preserve">2025-11-12</w:t>
             </w:r>
           </w:p>
         </w:tc>
@@ -2081,31 +2081,31 @@
               <w:jc w:val="left"/>
             </w:pPr>
             <w:r>
-              <w:t xml:space="preserve">1.0.1</w:t>
-            </w:r>
-          </w:p>
-        </w:tc>
-        <w:tc>
-          <w:tcPr/>
-          <w:p>
-            <w:pPr>
-              <w:pStyle w:val="Compact"/>
-              <w:jc w:val="left"/>
-            </w:pPr>
-            <w:r>
-              <w:t xml:space="preserve">2020-12-13</w:t>
-            </w:r>
-          </w:p>
-        </w:tc>
-        <w:tc>
-          <w:tcPr/>
-          <w:p>
-            <w:pPr>
-              <w:pStyle w:val="Compact"/>
-              <w:jc w:val="left"/>
-            </w:pPr>
-            <w:r>
-              <w:t xml:space="preserve">RSPM (R 4.5.0)</w:t>
+              <w:t xml:space="preserve">1.0.2</w:t>
+            </w:r>
+          </w:p>
+        </w:tc>
+        <w:tc>
+          <w:tcPr/>
+          <w:p>
+            <w:pPr>
+              <w:pStyle w:val="Compact"/>
+              <w:jc w:val="left"/>
+            </w:pPr>
+            <w:r>
+              <w:t xml:space="preserve">2025-09-15</w:t>
+            </w:r>
+          </w:p>
+        </w:tc>
+        <w:tc>
+          <w:tcPr/>
+          <w:p>
+            <w:pPr>
+              <w:pStyle w:val="Compact"/>
+              <w:jc w:val="left"/>
+            </w:pPr>
+            <w:r>
+              <w:t xml:space="preserve">RSPM</w:t>
             </w:r>
           </w:p>
         </w:tc>
@@ -2131,31 +2131,31 @@
               <w:jc w:val="left"/>
             </w:pPr>
             <w:r>
-              <w:t xml:space="preserve">0.5.8.1</w:t>
-            </w:r>
-          </w:p>
-        </w:tc>
-        <w:tc>
-          <w:tcPr/>
-          <w:p>
-            <w:pPr>
-              <w:pStyle w:val="Compact"/>
-              <w:jc w:val="left"/>
-            </w:pPr>
-            <w:r>
-              <w:t xml:space="preserve">2024-04-04</w:t>
-            </w:r>
-          </w:p>
-        </w:tc>
-        <w:tc>
-          <w:tcPr/>
-          <w:p>
-            <w:pPr>
-              <w:pStyle w:val="Compact"/>
-              <w:jc w:val="left"/>
-            </w:pPr>
-            <w:r>
-              <w:t xml:space="preserve">RSPM (R 4.5.0)</w:t>
+              <w:t xml:space="preserve">0.5.8.9000</w:t>
+            </w:r>
+          </w:p>
+        </w:tc>
+        <w:tc>
+          <w:tcPr/>
+          <w:p>
+            <w:pPr>
+              <w:pStyle w:val="Compact"/>
+              <w:jc w:val="left"/>
+            </w:pPr>
+            <w:r>
+              <w:t xml:space="preserve">2024-06-07</w:t>
+            </w:r>
+          </w:p>
+        </w:tc>
+        <w:tc>
+          <w:tcPr/>
+          <w:p>
+            <w:pPr>
+              <w:pStyle w:val="Compact"/>
+              <w:jc w:val="left"/>
+            </w:pPr>
+            <w:r>
+              <w:t xml:space="preserve">https://j~</w:t>
             </w:r>
           </w:p>
         </w:tc>
@@ -2169,43 +2169,43 @@
               <w:jc w:val="left"/>
             </w:pPr>
             <w:r>
-              <w:t xml:space="preserve">lubridate</w:t>
-            </w:r>
-          </w:p>
-        </w:tc>
-        <w:tc>
-          <w:tcPr/>
-          <w:p>
-            <w:pPr>
-              <w:pStyle w:val="Compact"/>
-              <w:jc w:val="left"/>
-            </w:pPr>
-            <w:r>
-              <w:t xml:space="preserve">1.9.4</w:t>
-            </w:r>
-          </w:p>
-        </w:tc>
-        <w:tc>
-          <w:tcPr/>
-          <w:p>
-            <w:pPr>
-              <w:pStyle w:val="Compact"/>
-              <w:jc w:val="left"/>
-            </w:pPr>
-            <w:r>
-              <w:t xml:space="preserve">2024-12-08</w:t>
-            </w:r>
-          </w:p>
-        </w:tc>
-        <w:tc>
-          <w:tcPr/>
-          <w:p>
-            <w:pPr>
-              <w:pStyle w:val="Compact"/>
-              <w:jc w:val="left"/>
-            </w:pPr>
-            <w:r>
-              <w:t xml:space="preserve">RSPM (R 4.5.0)</w:t>
+              <w:t xml:space="preserve">magrittr</w:t>
+            </w:r>
+          </w:p>
+        </w:tc>
+        <w:tc>
+          <w:tcPr/>
+          <w:p>
+            <w:pPr>
+              <w:pStyle w:val="Compact"/>
+              <w:jc w:val="left"/>
+            </w:pPr>
+            <w:r>
+              <w:t xml:space="preserve">2.0.4</w:t>
+            </w:r>
+          </w:p>
+        </w:tc>
+        <w:tc>
+          <w:tcPr/>
+          <w:p>
+            <w:pPr>
+              <w:pStyle w:val="Compact"/>
+              <w:jc w:val="left"/>
+            </w:pPr>
+            <w:r>
+              <w:t xml:space="preserve">2025-09-12</w:t>
+            </w:r>
+          </w:p>
+        </w:tc>
+        <w:tc>
+          <w:tcPr/>
+          <w:p>
+            <w:pPr>
+              <w:pStyle w:val="Compact"/>
+              <w:jc w:val="left"/>
+            </w:pPr>
+            <w:r>
+              <w:t xml:space="preserve">RSPM</w:t>
             </w:r>
           </w:p>
         </w:tc>
@@ -2219,43 +2219,43 @@
               <w:jc w:val="left"/>
             </w:pPr>
             <w:r>
-              <w:t xml:space="preserve">magrittr</w:t>
-            </w:r>
-          </w:p>
-        </w:tc>
-        <w:tc>
-          <w:tcPr/>
-          <w:p>
-            <w:pPr>
-              <w:pStyle w:val="Compact"/>
-              <w:jc w:val="left"/>
-            </w:pPr>
-            <w:r>
-              <w:t xml:space="preserve">2.0.3</w:t>
-            </w:r>
-          </w:p>
-        </w:tc>
-        <w:tc>
-          <w:tcPr/>
-          <w:p>
-            <w:pPr>
-              <w:pStyle w:val="Compact"/>
-              <w:jc w:val="left"/>
-            </w:pPr>
-            <w:r>
-              <w:t xml:space="preserve">2022-03-30</w:t>
-            </w:r>
-          </w:p>
-        </w:tc>
-        <w:tc>
-          <w:tcPr/>
-          <w:p>
-            <w:pPr>
-              <w:pStyle w:val="Compact"/>
-              <w:jc w:val="left"/>
-            </w:pPr>
-            <w:r>
-              <w:t xml:space="preserve">RSPM (R 4.5.0)</w:t>
+              <w:t xml:space="preserve">nanoparquet</w:t>
+            </w:r>
+          </w:p>
+        </w:tc>
+        <w:tc>
+          <w:tcPr/>
+          <w:p>
+            <w:pPr>
+              <w:pStyle w:val="Compact"/>
+              <w:jc w:val="left"/>
+            </w:pPr>
+            <w:r>
+              <w:t xml:space="preserve">0.4.2</w:t>
+            </w:r>
+          </w:p>
+        </w:tc>
+        <w:tc>
+          <w:tcPr/>
+          <w:p>
+            <w:pPr>
+              <w:pStyle w:val="Compact"/>
+              <w:jc w:val="left"/>
+            </w:pPr>
+            <w:r>
+              <w:t xml:space="preserve">2025-02-22</w:t>
+            </w:r>
+          </w:p>
+        </w:tc>
+        <w:tc>
+          <w:tcPr/>
+          <w:p>
+            <w:pPr>
+              <w:pStyle w:val="Compact"/>
+              <w:jc w:val="left"/>
+            </w:pPr>
+            <w:r>
+              <w:t xml:space="preserve">RSPM</w:t>
             </w:r>
           </w:p>
         </w:tc>
@@ -2281,31 +2281,31 @@
               <w:jc w:val="left"/>
             </w:pPr>
             <w:r>
-              <w:t xml:space="preserve">4.2.8</w:t>
-            </w:r>
-          </w:p>
-        </w:tc>
-        <w:tc>
-          <w:tcPr/>
-          <w:p>
-            <w:pPr>
-              <w:pStyle w:val="Compact"/>
-              <w:jc w:val="left"/>
-            </w:pPr>
-            <w:r>
-              <w:t xml:space="preserve">2025-01-25</w:t>
-            </w:r>
-          </w:p>
-        </w:tc>
-        <w:tc>
-          <w:tcPr/>
-          <w:p>
-            <w:pPr>
-              <w:pStyle w:val="Compact"/>
-              <w:jc w:val="left"/>
-            </w:pPr>
-            <w:r>
-              <w:t xml:space="preserve">RSPM (R 4.5.0)</w:t>
+              <w:t xml:space="preserve">4.2.8.1</w:t>
+            </w:r>
+          </w:p>
+        </w:tc>
+        <w:tc>
+          <w:tcPr/>
+          <w:p>
+            <w:pPr>
+              <w:pStyle w:val="Compact"/>
+              <w:jc w:val="left"/>
+            </w:pPr>
+            <w:r>
+              <w:t xml:space="preserve">2025-10-31</w:t>
+            </w:r>
+          </w:p>
+        </w:tc>
+        <w:tc>
+          <w:tcPr/>
+          <w:p>
+            <w:pPr>
+              <w:pStyle w:val="Compact"/>
+              <w:jc w:val="left"/>
+            </w:pPr>
+            <w:r>
+              <w:t xml:space="preserve">RSPM</w:t>
             </w:r>
           </w:p>
         </w:tc>
@@ -2355,7 +2355,7 @@
               <w:jc w:val="left"/>
             </w:pPr>
             <w:r>
-              <w:t xml:space="preserve">RSPM (R 4.5.0)</w:t>
+              <w:t xml:space="preserve">RSPM</w:t>
             </w:r>
           </w:p>
         </w:tc>
@@ -2381,31 +2381,31 @@
               <w:jc w:val="left"/>
             </w:pPr>
             <w:r>
-              <w:t xml:space="preserve">1.0.4</w:t>
-            </w:r>
-          </w:p>
-        </w:tc>
-        <w:tc>
-          <w:tcPr/>
-          <w:p>
-            <w:pPr>
-              <w:pStyle w:val="Compact"/>
-              <w:jc w:val="left"/>
-            </w:pPr>
-            <w:r>
-              <w:t xml:space="preserve">2025-02-05</w:t>
-            </w:r>
-          </w:p>
-        </w:tc>
-        <w:tc>
-          <w:tcPr/>
-          <w:p>
-            <w:pPr>
-              <w:pStyle w:val="Compact"/>
-              <w:jc w:val="left"/>
-            </w:pPr>
-            <w:r>
-              <w:t xml:space="preserve">RSPM (R 4.5.0)</w:t>
+              <w:t xml:space="preserve">1.2.0</w:t>
+            </w:r>
+          </w:p>
+        </w:tc>
+        <w:tc>
+          <w:tcPr/>
+          <w:p>
+            <w:pPr>
+              <w:pStyle w:val="Compact"/>
+              <w:jc w:val="left"/>
+            </w:pPr>
+            <w:r>
+              <w:t xml:space="preserve">2025-11-04</w:t>
+            </w:r>
+          </w:p>
+        </w:tc>
+        <w:tc>
+          <w:tcPr/>
+          <w:p>
+            <w:pPr>
+              <w:pStyle w:val="Compact"/>
+              <w:jc w:val="left"/>
+            </w:pPr>
+            <w:r>
+              <w:t xml:space="preserve">RSPM</w:t>
             </w:r>
           </w:p>
         </w:tc>
@@ -2431,31 +2431,31 @@
               <w:jc w:val="left"/>
             </w:pPr>
             <w:r>
-              <w:t xml:space="preserve">1.4.4</w:t>
-            </w:r>
-          </w:p>
-        </w:tc>
-        <w:tc>
-          <w:tcPr/>
-          <w:p>
-            <w:pPr>
-              <w:pStyle w:val="Compact"/>
-              <w:jc w:val="left"/>
-            </w:pPr>
-            <w:r>
-              <w:t xml:space="preserve">2024-07-20</w:t>
-            </w:r>
-          </w:p>
-        </w:tc>
-        <w:tc>
-          <w:tcPr/>
-          <w:p>
-            <w:pPr>
-              <w:pStyle w:val="Compact"/>
-              <w:jc w:val="left"/>
-            </w:pPr>
-            <w:r>
-              <w:t xml:space="preserve">RSPM (R 4.5.0)</w:t>
+              <w:t xml:space="preserve">1.5.1</w:t>
+            </w:r>
+          </w:p>
+        </w:tc>
+        <w:tc>
+          <w:tcPr/>
+          <w:p>
+            <w:pPr>
+              <w:pStyle w:val="Compact"/>
+              <w:jc w:val="left"/>
+            </w:pPr>
+            <w:r>
+              <w:t xml:space="preserve">2025-09-04</w:t>
+            </w:r>
+          </w:p>
+        </w:tc>
+        <w:tc>
+          <w:tcPr/>
+          <w:p>
+            <w:pPr>
+              <w:pStyle w:val="Compact"/>
+              <w:jc w:val="left"/>
+            </w:pPr>
+            <w:r>
+              <w:t xml:space="preserve">RSPM</w:t>
             </w:r>
           </w:p>
         </w:tc>
@@ -2505,7 +2505,7 @@
               <w:jc w:val="left"/>
             </w:pPr>
             <w:r>
-              <w:t xml:space="preserve">RSPM (R 4.5.0)</w:t>
+              <w:t xml:space="preserve">RSPM</w:t>
             </w:r>
           </w:p>
         </w:tc>
@@ -2531,31 +2531,31 @@
               <w:jc w:val="left"/>
             </w:pPr>
             <w:r>
-              <w:t xml:space="preserve">1.2.2</w:t>
-            </w:r>
-          </w:p>
-        </w:tc>
-        <w:tc>
-          <w:tcPr/>
-          <w:p>
-            <w:pPr>
-              <w:pStyle w:val="Compact"/>
-              <w:jc w:val="left"/>
-            </w:pPr>
-            <w:r>
-              <w:t xml:space="preserve">2021-12-06</w:t>
-            </w:r>
-          </w:p>
-        </w:tc>
-        <w:tc>
-          <w:tcPr/>
-          <w:p>
-            <w:pPr>
-              <w:pStyle w:val="Compact"/>
-              <w:jc w:val="left"/>
-            </w:pPr>
-            <w:r>
-              <w:t xml:space="preserve">CRAN (R 4.5.0)</w:t>
+              <w:t xml:space="preserve">1.2.3</w:t>
+            </w:r>
+          </w:p>
+        </w:tc>
+        <w:tc>
+          <w:tcPr/>
+          <w:p>
+            <w:pPr>
+              <w:pStyle w:val="Compact"/>
+              <w:jc w:val="left"/>
+            </w:pPr>
+            <w:r>
+              <w:t xml:space="preserve">2025-02-05</w:t>
+            </w:r>
+          </w:p>
+        </w:tc>
+        <w:tc>
+          <w:tcPr/>
+          <w:p>
+            <w:pPr>
+              <w:pStyle w:val="Compact"/>
+              <w:jc w:val="left"/>
+            </w:pPr>
+            <w:r>
+              <w:t xml:space="preserve">RSPM</w:t>
             </w:r>
           </w:p>
         </w:tc>
@@ -2581,31 +2581,31 @@
               <w:jc w:val="left"/>
             </w:pPr>
             <w:r>
-              <w:t xml:space="preserve">1.5.1</w:t>
-            </w:r>
-          </w:p>
-        </w:tc>
-        <w:tc>
-          <w:tcPr/>
-          <w:p>
-            <w:pPr>
-              <w:pStyle w:val="Compact"/>
-              <w:jc w:val="left"/>
-            </w:pPr>
-            <w:r>
-              <w:t xml:space="preserve">2023-11-14</w:t>
-            </w:r>
-          </w:p>
-        </w:tc>
-        <w:tc>
-          <w:tcPr/>
-          <w:p>
-            <w:pPr>
-              <w:pStyle w:val="Compact"/>
-              <w:jc w:val="left"/>
-            </w:pPr>
-            <w:r>
-              <w:t xml:space="preserve">RSPM (R 4.5.0)</w:t>
+              <w:t xml:space="preserve">1.6.0</w:t>
+            </w:r>
+          </w:p>
+        </w:tc>
+        <w:tc>
+          <w:tcPr/>
+          <w:p>
+            <w:pPr>
+              <w:pStyle w:val="Compact"/>
+              <w:jc w:val="left"/>
+            </w:pPr>
+            <w:r>
+              <w:t xml:space="preserve">2025-11-04</w:t>
+            </w:r>
+          </w:p>
+        </w:tc>
+        <w:tc>
+          <w:tcPr/>
+          <w:p>
+            <w:pPr>
+              <w:pStyle w:val="Compact"/>
+              <w:jc w:val="left"/>
+            </w:pPr>
+            <w:r>
+              <w:t xml:space="preserve">RSPM</w:t>
             </w:r>
           </w:p>
         </w:tc>
@@ -2655,7 +2655,7 @@
               <w:jc w:val="left"/>
             </w:pPr>
             <w:r>
-              <w:t xml:space="preserve">RSPM (R 4.5.0)</w:t>
+              <w:t xml:space="preserve">RSPM</w:t>
             </w:r>
           </w:p>
         </w:tc>
@@ -2681,31 +2681,31 @@
               <w:jc w:val="left"/>
             </w:pPr>
             <w:r>
-              <w:t xml:space="preserve">3.2.1</w:t>
-            </w:r>
-          </w:p>
-        </w:tc>
-        <w:tc>
-          <w:tcPr/>
-          <w:p>
-            <w:pPr>
-              <w:pStyle w:val="Compact"/>
-              <w:jc w:val="left"/>
-            </w:pPr>
-            <w:r>
-              <w:t xml:space="preserve">2023-03-20</w:t>
-            </w:r>
-          </w:p>
-        </w:tc>
-        <w:tc>
-          <w:tcPr/>
-          <w:p>
-            <w:pPr>
-              <w:pStyle w:val="Compact"/>
-              <w:jc w:val="left"/>
-            </w:pPr>
-            <w:r>
-              <w:t xml:space="preserve">RSPM (R 4.5.0)</w:t>
+              <w:t xml:space="preserve">3.3.0</w:t>
+            </w:r>
+          </w:p>
+        </w:tc>
+        <w:tc>
+          <w:tcPr/>
+          <w:p>
+            <w:pPr>
+              <w:pStyle w:val="Compact"/>
+              <w:jc w:val="left"/>
+            </w:pPr>
+            <w:r>
+              <w:t xml:space="preserve">2025-06-08</w:t>
+            </w:r>
+          </w:p>
+        </w:tc>
+        <w:tc>
+          <w:tcPr/>
+          <w:p>
+            <w:pPr>
+              <w:pStyle w:val="Compact"/>
+              <w:jc w:val="left"/>
+            </w:pPr>
+            <w:r>
+              <w:t xml:space="preserve">RSPM</w:t>
             </w:r>
           </w:p>
         </w:tc>
@@ -2755,7 +2755,7 @@
               <w:jc w:val="left"/>
             </w:pPr>
             <w:r>
-              <w:t xml:space="preserve">RSPM (R 4.5.0)</w:t>
+              <w:t xml:space="preserve">RSPM</w:t>
             </w:r>
           </w:p>
         </w:tc>
@@ -2781,31 +2781,31 @@
               <w:jc w:val="left"/>
             </w:pPr>
             <w:r>
-              <w:t xml:space="preserve">1.6.5</w:t>
-            </w:r>
-          </w:p>
-        </w:tc>
-        <w:tc>
-          <w:tcPr/>
-          <w:p>
-            <w:pPr>
-              <w:pStyle w:val="Compact"/>
-              <w:jc w:val="left"/>
-            </w:pPr>
-            <w:r>
-              <w:t xml:space="preserve">2023-12-05</w:t>
-            </w:r>
-          </w:p>
-        </w:tc>
-        <w:tc>
-          <w:tcPr/>
-          <w:p>
-            <w:pPr>
-              <w:pStyle w:val="Compact"/>
-              <w:jc w:val="left"/>
-            </w:pPr>
-            <w:r>
-              <w:t xml:space="preserve">RSPM (R 4.5.0)</w:t>
+              <w:t xml:space="preserve">1.6.6</w:t>
+            </w:r>
+          </w:p>
+        </w:tc>
+        <w:tc>
+          <w:tcPr/>
+          <w:p>
+            <w:pPr>
+              <w:pStyle w:val="Compact"/>
+              <w:jc w:val="left"/>
+            </w:pPr>
+            <w:r>
+              <w:t xml:space="preserve">2025-09-19</w:t>
+            </w:r>
+          </w:p>
+        </w:tc>
+        <w:tc>
+          <w:tcPr/>
+          <w:p>
+            <w:pPr>
+              <w:pStyle w:val="Compact"/>
+              <w:jc w:val="left"/>
+            </w:pPr>
+            <w:r>
+              <w:t xml:space="preserve">RSPM</w:t>
             </w:r>
           </w:p>
         </w:tc>
@@ -2905,8 +2905,8 @@
         <w:tblLook w:firstRow="1" w:lastRow="0" w:firstColumn="0" w:lastColumn="0" w:noHBand="0" w:noVBand="0" w:val="0020"/>
       </w:tblPr>
       <w:tblGrid>
-        <w:gridCol w:w="774"/>
-        <w:gridCol w:w="7145"/>
+        <w:gridCol w:w="758"/>
+        <w:gridCol w:w="7161"/>
       </w:tblGrid>
       <w:tr>
         <w:trPr>
@@ -2958,7 +2958,7 @@
               <w:jc w:val="left"/>
             </w:pPr>
             <w:r>
-              <w:t xml:space="preserve">R version 4.5.0 (2025-04-11 ucrt)</w:t>
+              <w:t xml:space="preserve">R version 4.5.1 (2025-06-13 ucrt)</w:t>
             </w:r>
           </w:p>
         </w:tc>
@@ -2984,7 +2984,7 @@
               <w:jc w:val="left"/>
             </w:pPr>
             <w:r>
-              <w:t xml:space="preserve">Windows 11 x64 (build 26100)</w:t>
+              <w:t xml:space="preserve">Windows 11 x64 (build 26200)</w:t>
             </w:r>
           </w:p>
         </w:tc>
@@ -3166,7 +3166,7 @@
               <w:jc w:val="left"/>
             </w:pPr>
             <w:r>
-              <w:t xml:space="preserve">2025-06-11</w:t>
+              <w:t xml:space="preserve">2025-11-12</w:t>
             </w:r>
           </w:p>
         </w:tc>
@@ -3192,7 +3192,7 @@
               <w:jc w:val="left"/>
             </w:pPr>
             <w:r>
-              <w:t xml:space="preserve">3.4 @ C:/Program Files/RStudio/resources/app/bin/quarto/bin/tools/ (via rmarkdown)</w:t>
+              <w:t xml:space="preserve">3.6.3 @ C:/Program Files/RStudio/resources/app/bin/quarto/bin/tools/ (via rmarkdown)</w:t>
             </w:r>
           </w:p>
         </w:tc>
@@ -3218,7 +3218,7 @@
               <w:jc w:val="left"/>
             </w:pPr>
             <w:r>
-              <w:t xml:space="preserve">1.7.30 @ C:/Program Files/Quarto/bin/quarto.exe/ (via quarto)</w:t>
+              <w:t xml:space="preserve">1.8.21 @ C:/Program Files/Quarto/bin/quarto.exe/ (via quarto)</w:t>
             </w:r>
           </w:p>
         </w:tc>
@@ -3244,7 +3244,7 @@
               <w:jc w:val="left"/>
             </w:pPr>
             <w:r>
-              <w:t xml:space="preserve">1.49 from RSPM (R 4.5.0)</w:t>
+              <w:t xml:space="preserve">1.50 from RSPM</w:t>
             </w:r>
           </w:p>
         </w:tc>

--- a/reports/Cohort_B/Harmonisation-Template-for-Cohort-B.docx
+++ b/reports/Cohort_B/Harmonisation-Template-for-Cohort-B.docx
@@ -2219,56 +2219,6 @@
               <w:jc w:val="left"/>
             </w:pPr>
             <w:r>
-              <w:t xml:space="preserve">nanoparquet</w:t>
-            </w:r>
-          </w:p>
-        </w:tc>
-        <w:tc>
-          <w:tcPr/>
-          <w:p>
-            <w:pPr>
-              <w:pStyle w:val="Compact"/>
-              <w:jc w:val="left"/>
-            </w:pPr>
-            <w:r>
-              <w:t xml:space="preserve">0.4.2</w:t>
-            </w:r>
-          </w:p>
-        </w:tc>
-        <w:tc>
-          <w:tcPr/>
-          <w:p>
-            <w:pPr>
-              <w:pStyle w:val="Compact"/>
-              <w:jc w:val="left"/>
-            </w:pPr>
-            <w:r>
-              <w:t xml:space="preserve">2025-02-22</w:t>
-            </w:r>
-          </w:p>
-        </w:tc>
-        <w:tc>
-          <w:tcPr/>
-          <w:p>
-            <w:pPr>
-              <w:pStyle w:val="Compact"/>
-              <w:jc w:val="left"/>
-            </w:pPr>
-            <w:r>
-              <w:t xml:space="preserve">RSPM</w:t>
-            </w:r>
-          </w:p>
-        </w:tc>
-      </w:tr>
-      <w:tr>
-        <w:tc>
-          <w:tcPr/>
-          <w:p>
-            <w:pPr>
-              <w:pStyle w:val="Compact"/>
-              <w:jc w:val="left"/>
-            </w:pPr>
-            <w:r>
               <w:t xml:space="preserve">openxlsx</w:t>
             </w:r>
           </w:p>
@@ -5682,13 +5632,19 @@
         <w:t xml:space="preserve">|&gt;</w:t>
       </w:r>
       <w:r>
-        <w:br/>
-      </w:r>
-      <w:r>
-        <w:rPr>
-          <w:rStyle w:val="NormalTok"/>
-        </w:rPr>
-        <w:t xml:space="preserve">  fst</w:t>
+        <w:rPr>
+          <w:rStyle w:val="NormalTok"/>
+        </w:rPr>
+        <w:t xml:space="preserve"> </w:t>
+      </w:r>
+      <w:r>
+        <w:br/>
+      </w:r>
+      <w:r>
+        <w:rPr>
+          <w:rStyle w:val="NormalTok"/>
+        </w:rPr>
+        <w:t xml:space="preserve">  nanoparquet</w:t>
       </w:r>
       <w:r>
         <w:rPr>
@@ -5700,7 +5656,7 @@
         <w:rPr>
           <w:rStyle w:val="FunctionTok"/>
         </w:rPr>
-        <w:t xml:space="preserve">write_fst</w:t>
+        <w:t xml:space="preserve">write_parquet</w:t>
       </w:r>
       <w:r>
         <w:rPr>
@@ -5721,7 +5677,7 @@
         <w:rPr>
           <w:rStyle w:val="AttributeTok"/>
         </w:rPr>
-        <w:t xml:space="preserve">path =</w:t>
+        <w:t xml:space="preserve">file =</w:t>
       </w:r>
       <w:r>
         <w:rPr>
@@ -5745,7 +5701,16 @@
         <w:rPr>
           <w:rStyle w:val="NormalTok"/>
         </w:rPr>
-        <w:t xml:space="preserve">(params</w:t>
+        <w:t xml:space="preserve">(</w:t>
+      </w:r>
+      <w:r>
+        <w:br/>
+      </w:r>
+      <w:r>
+        <w:rPr>
+          <w:rStyle w:val="NormalTok"/>
+        </w:rPr>
+        <w:t xml:space="preserve">      params</w:t>
       </w:r>
       <w:r>
         <w:rPr>
@@ -5766,7 +5731,7 @@
         <w:rPr>
           <w:rStyle w:val="NormalTok"/>
         </w:rPr>
-        <w:t xml:space="preserve">                      params</w:t>
+        <w:t xml:space="preserve">      params</w:t>
       </w:r>
       <w:r>
         <w:rPr>
@@ -5787,7 +5752,7 @@
         <w:rPr>
           <w:rStyle w:val="NormalTok"/>
         </w:rPr>
-        <w:t xml:space="preserve">                      params</w:t>
+        <w:t xml:space="preserve">      params</w:t>
       </w:r>
       <w:r>
         <w:rPr>
@@ -5808,19 +5773,22 @@
         <w:rPr>
           <w:rStyle w:val="NormalTok"/>
         </w:rPr>
-        <w:t xml:space="preserve">                      </w:t>
-      </w:r>
-      <w:r>
-        <w:rPr>
-          <w:rStyle w:val="StringTok"/>
-        </w:rPr>
-        <w:t xml:space="preserve">"01_Cohort_B_cleaned.fst"</w:t>
-      </w:r>
-      <w:r>
-        <w:rPr>
-          <w:rStyle w:val="NormalTok"/>
-        </w:rPr>
-        <w:t xml:space="preserve">)</w:t>
+        <w:t xml:space="preserve">      </w:t>
+      </w:r>
+      <w:r>
+        <w:rPr>
+          <w:rStyle w:val="StringTok"/>
+        </w:rPr>
+        <w:t xml:space="preserve">"01_Cohort_B_cleaned.parquet"</w:t>
+      </w:r>
+      <w:r>
+        <w:br/>
+      </w:r>
+      <w:r>
+        <w:rPr>
+          <w:rStyle w:val="NormalTok"/>
+        </w:rPr>
+        <w:t xml:space="preserve">  )</w:t>
       </w:r>
       <w:r>
         <w:br/>
@@ -21953,7 +21921,7 @@
         <w:rPr>
           <w:rStyle w:val="NormalTok"/>
         </w:rPr>
-        <w:t xml:space="preserve">  fst</w:t>
+        <w:t xml:space="preserve">  nanoparquet</w:t>
       </w:r>
       <w:r>
         <w:rPr>
@@ -21965,7 +21933,7 @@
         <w:rPr>
           <w:rStyle w:val="FunctionTok"/>
         </w:rPr>
-        <w:t xml:space="preserve">write_fst</w:t>
+        <w:t xml:space="preserve">write_parquet</w:t>
       </w:r>
       <w:r>
         <w:rPr>
@@ -21986,7 +21954,7 @@
         <w:rPr>
           <w:rStyle w:val="AttributeTok"/>
         </w:rPr>
-        <w:t xml:space="preserve">path =</w:t>
+        <w:t xml:space="preserve">file =</w:t>
       </w:r>
       <w:r>
         <w:rPr>
@@ -22088,22 +22056,25 @@
         <w:rPr>
           <w:rStyle w:val="StringTok"/>
         </w:rPr>
-        <w:t xml:space="preserve">"02_demographic_data.fst"</w:t>
-      </w:r>
-      <w:r>
-        <w:rPr>
-          <w:rStyle w:val="NormalTok"/>
-        </w:rPr>
-        <w:t xml:space="preserve">),</w:t>
-      </w:r>
-      <w:r>
-        <w:br/>
-      </w:r>
-      <w:r>
-        <w:rPr>
-          <w:rStyle w:val="NormalTok"/>
-        </w:rPr>
-        <w:t xml:space="preserve">)</w:t>
+        <w:t xml:space="preserve">"02_demographic_data.parquet"</w:t>
+      </w:r>
+      <w:r>
+        <w:br/>
+      </w:r>
+      <w:r>
+        <w:rPr>
+          <w:rStyle w:val="NormalTok"/>
+        </w:rPr>
+        <w:t xml:space="preserve">  )</w:t>
+      </w:r>
+      <w:r>
+        <w:br/>
+      </w:r>
+      <w:r>
+        <w:rPr>
+          <w:rStyle w:val="NormalTok"/>
+        </w:rPr>
+        <w:t xml:space="preserve">)  </w:t>
       </w:r>
     </w:p>
     <w:bookmarkEnd w:id="47"/>
